--- a/Ministry/Features/Front-End-Integration-Strategy/Design/CiC_FrontEnd_Design_Brief_V1_0.docx
+++ b/Ministry/Features/Front-End-Integration-Strategy/Design/CiC_FrontEnd_Design_Brief_V1_0.docx
@@ -83,7 +83,7 @@
           <w:sz w:val="18"/>
           <w:szCs w:val="18"/>
         </w:rPr>
-        <w:t xml:space="preserve">The system supports a session (“the Table”) in which a participant interacts with up to five independently configured AI agents (“Representatives”), each constrained to generate output only from within a single historical Christian tradition’s formation ecology. A neutral orchestration layer (“the Facilitator”) manages turn-taking and shared context but does not generate Representative content. This is the entire product surface: there is no separate chat/discussion mode, no default general-purpose AI persona, and no direct, unmediated model access.</w:t>
+        <w:t xml:space="preserve">The system supports a session (“the Table”) in which a participant interacts with up to three independently configured AI agents (“Representatives”), each constrained to generate output only from within a single historical Christian tradition’s formation ecology. A neutral orchestration layer (“the Facilitator”) manages turn-taking and shared context but does not generate Representative content. This is the entire product surface: there is no separate chat/discussion mode, no default general-purpose AI persona, and no direct, unmediated model access.</w:t>
       </w:r>
     </w:p>
     <w:p>
@@ -855,7 +855,7 @@
           <w:sz w:val="18"/>
           <w:szCs w:val="18"/>
         </w:rPr>
-        <w:t xml:space="preserve">Table rendering: single static background image containing up to five figures, one per active Representative, in period-appropriate attire. Demographic representation is data-driven from each world’s source-ecology record, not defaulted or randomized. Each figure may render an associated object, sourced from the same record; absence of an attested object is a valid, expected state — not an error condition or a placeholder to fill.</w:t>
+        <w:t xml:space="preserve">Table rendering: single static background image containing up to three figures, one per active Representative, in period-appropriate attire. Demographic representation is data-driven from each world’s source-ecology record, not defaulted or randomized. Each figure may render an associated object, sourced from the same record; absence of an attested object is a valid, expected state — not an error condition or a placeholder to fill.</w:t>
       </w:r>
     </w:p>
     <w:p>
@@ -1327,7 +1327,7 @@
                 <w:sz w:val="16"/>
                 <w:szCs w:val="16"/>
               </w:rPr>
-              <w:t xml:space="preserve">1–5</w:t>
+              <w:t xml:space="preserve">1–3</w:t>
             </w:r>
           </w:p>
         </w:tc>
@@ -1472,7 +1472,7 @@
                 <w:sz w:val="16"/>
                 <w:szCs w:val="16"/>
               </w:rPr>
-              <w:t xml:space="preserve">5 (full set)</w:t>
+              <w:t xml:space="preserve">3 (permanent ceiling)</w:t>
             </w:r>
           </w:p>
         </w:tc>
@@ -1628,7 +1628,7 @@
           <w:sz w:val="18"/>
           <w:szCs w:val="18"/>
         </w:rPr>
-        <w:t xml:space="preserve">Concurrency limit: five Representatives is a fixed system constraint, not a current default — enforce it explicitly in session/state logic rather than relying on UI or prompt behavior to hold it.</w:t>
+        <w:t xml:space="preserve">Concurrency limit: three Representatives is a fixed, permanent system constraint (Mark’s 2026-08-01 decision retired the earlier five-Representative design ceiling) — enforce it explicitly in session/state logic rather than relying on UI or prompt behavior to hold it.</w:t>
       </w:r>
     </w:p>
     <w:p>
